--- a/lessons/10-4/homework.docx
+++ b/lessons/10-4/homework.docx
@@ -106,7 +106,55 @@
     </w:p>
     <w:p>
       <w:pPr>
-        <w:spacing w:after="60"/>
+        <w:keepNext/>
+        <w:spacing w:after="20" w:before="80"/>
+        <w:jc w:val="center"/>
+      </w:pPr>
+      <w:r>
+        <w:drawing>
+          <wp:inline distT="0" distB="0" distL="0" distR="0">
+            <wp:extent cx="1047750" cy="790575"/>
+            <wp:effectExtent t="0" r="0" b="0" l="0"/>
+            <wp:docPr id="1" name="" descr="" title=""/>
+            <wp:cNvGraphicFramePr>
+              <a:graphicFrameLocks xmlns:a="http://schemas.openxmlformats.org/drawingml/2006/main" noChangeAspect="1"/>
+            </wp:cNvGraphicFramePr>
+            <a:graphic xmlns:a="http://schemas.openxmlformats.org/drawingml/2006/main">
+              <a:graphicData uri="http://schemas.openxmlformats.org/drawingml/2006/picture">
+                <pic:pic xmlns:pic="http://schemas.openxmlformats.org/drawingml/2006/picture">
+                  <pic:nvPicPr>
+                    <pic:cNvPr id="0" name="" descr=""/>
+                    <pic:cNvPicPr>
+                      <a:picLocks noChangeAspect="1" noChangeArrowheads="1"/>
+                    </pic:cNvPicPr>
+                  </pic:nvPicPr>
+                  <pic:blipFill>
+                    <a:blip r:embed="rId7" cstate="none"/>
+                    <a:srcRect/>
+                    <a:stretch>
+                      <a:fillRect/>
+                    </a:stretch>
+                  </pic:blipFill>
+                  <pic:spPr bwMode="auto">
+                    <a:xfrm>
+                      <a:off x="0" y="0"/>
+                      <a:ext cx="1047750" cy="790575"/>
+                    </a:xfrm>
+                    <a:prstGeom prst="rect">
+                      <a:avLst/>
+                    </a:prstGeom>
+                  </pic:spPr>
+                </pic:pic>
+              </a:graphicData>
+            </a:graphic>
+          </wp:inline>
+        </w:drawing>
+      </w:r>
+    </w:p>
+    <w:p>
+      <w:pPr>
+        <w:keepNext/>
+        <w:spacing w:after="120"/>
       </w:pPr>
       <w:r>
         <w:rPr>
@@ -116,12 +164,60 @@
         <w:t xml:space="preserve">Surface area (Área de superficie)</w:t>
       </w:r>
       <w:r>
-        <w:t xml:space="preserve"> — The total area of all the faces (outer surfaces) of a three-dimensional figure</w:t>
-      </w:r>
-    </w:p>
-    <w:p>
-      <w:pPr>
-        <w:spacing w:after="60"/>
+        <w:t xml:space="preserve"> — The total area of all the flat sides of a solid.</w:t>
+      </w:r>
+    </w:p>
+    <w:p>
+      <w:pPr>
+        <w:keepNext/>
+        <w:spacing w:after="20" w:before="80"/>
+        <w:jc w:val="center"/>
+      </w:pPr>
+      <w:r>
+        <w:drawing>
+          <wp:inline distT="0" distB="0" distL="0" distR="0">
+            <wp:extent cx="1047750" cy="790575"/>
+            <wp:effectExtent t="0" r="0" b="0" l="0"/>
+            <wp:docPr id="1" name="" descr="" title=""/>
+            <wp:cNvGraphicFramePr>
+              <a:graphicFrameLocks xmlns:a="http://schemas.openxmlformats.org/drawingml/2006/main" noChangeAspect="1"/>
+            </wp:cNvGraphicFramePr>
+            <a:graphic xmlns:a="http://schemas.openxmlformats.org/drawingml/2006/main">
+              <a:graphicData uri="http://schemas.openxmlformats.org/drawingml/2006/picture">
+                <pic:pic xmlns:pic="http://schemas.openxmlformats.org/drawingml/2006/picture">
+                  <pic:nvPicPr>
+                    <pic:cNvPr id="0" name="" descr=""/>
+                    <pic:cNvPicPr>
+                      <a:picLocks noChangeAspect="1" noChangeArrowheads="1"/>
+                    </pic:cNvPicPr>
+                  </pic:nvPicPr>
+                  <pic:blipFill>
+                    <a:blip r:embed="rId8" cstate="none"/>
+                    <a:srcRect/>
+                    <a:stretch>
+                      <a:fillRect/>
+                    </a:stretch>
+                  </pic:blipFill>
+                  <pic:spPr bwMode="auto">
+                    <a:xfrm>
+                      <a:off x="0" y="0"/>
+                      <a:ext cx="1047750" cy="790575"/>
+                    </a:xfrm>
+                    <a:prstGeom prst="rect">
+                      <a:avLst/>
+                    </a:prstGeom>
+                  </pic:spPr>
+                </pic:pic>
+              </a:graphicData>
+            </a:graphic>
+          </wp:inline>
+        </w:drawing>
+      </w:r>
+    </w:p>
+    <w:p>
+      <w:pPr>
+        <w:keepNext/>
+        <w:spacing w:after="120"/>
       </w:pPr>
       <w:r>
         <w:rPr>
@@ -131,12 +227,60 @@
         <w:t xml:space="preserve">Rectangular prism (Prisma rectangular)</w:t>
       </w:r>
       <w:r>
-        <w:t xml:space="preserve"> — A 3D shape with six rectangular faces</w:t>
-      </w:r>
-    </w:p>
-    <w:p>
-      <w:pPr>
-        <w:spacing w:after="60"/>
+        <w:t xml:space="preserve"> — A solid box shape with six flat rectangle sides.</w:t>
+      </w:r>
+    </w:p>
+    <w:p>
+      <w:pPr>
+        <w:keepNext/>
+        <w:spacing w:after="20" w:before="80"/>
+        <w:jc w:val="center"/>
+      </w:pPr>
+      <w:r>
+        <w:drawing>
+          <wp:inline distT="0" distB="0" distL="0" distR="0">
+            <wp:extent cx="1047750" cy="790575"/>
+            <wp:effectExtent t="0" r="0" b="0" l="0"/>
+            <wp:docPr id="1" name="" descr="" title=""/>
+            <wp:cNvGraphicFramePr>
+              <a:graphicFrameLocks xmlns:a="http://schemas.openxmlformats.org/drawingml/2006/main" noChangeAspect="1"/>
+            </wp:cNvGraphicFramePr>
+            <a:graphic xmlns:a="http://schemas.openxmlformats.org/drawingml/2006/main">
+              <a:graphicData uri="http://schemas.openxmlformats.org/drawingml/2006/picture">
+                <pic:pic xmlns:pic="http://schemas.openxmlformats.org/drawingml/2006/picture">
+                  <pic:nvPicPr>
+                    <pic:cNvPr id="0" name="" descr=""/>
+                    <pic:cNvPicPr>
+                      <a:picLocks noChangeAspect="1" noChangeArrowheads="1"/>
+                    </pic:cNvPicPr>
+                  </pic:nvPicPr>
+                  <pic:blipFill>
+                    <a:blip r:embed="rId8" cstate="none"/>
+                    <a:srcRect/>
+                    <a:stretch>
+                      <a:fillRect/>
+                    </a:stretch>
+                  </pic:blipFill>
+                  <pic:spPr bwMode="auto">
+                    <a:xfrm>
+                      <a:off x="0" y="0"/>
+                      <a:ext cx="1047750" cy="790575"/>
+                    </a:xfrm>
+                    <a:prstGeom prst="rect">
+                      <a:avLst/>
+                    </a:prstGeom>
+                  </pic:spPr>
+                </pic:pic>
+              </a:graphicData>
+            </a:graphic>
+          </wp:inline>
+        </w:drawing>
+      </w:r>
+    </w:p>
+    <w:p>
+      <w:pPr>
+        <w:keepNext/>
+        <w:spacing w:after="120"/>
       </w:pPr>
       <w:r>
         <w:rPr>
@@ -146,12 +290,60 @@
         <w:t xml:space="preserve">Triangular prism (Prisma triangular)</w:t>
       </w:r>
       <w:r>
-        <w:t xml:space="preserve"> — A 3D shape with two triangular bases and three rectangular faces</w:t>
-      </w:r>
-    </w:p>
-    <w:p>
-      <w:pPr>
-        <w:spacing w:after="60"/>
+        <w:t xml:space="preserve"> — A solid with two triangle ends and three flat rectangle sides.</w:t>
+      </w:r>
+    </w:p>
+    <w:p>
+      <w:pPr>
+        <w:keepNext/>
+        <w:spacing w:after="20" w:before="80"/>
+        <w:jc w:val="center"/>
+      </w:pPr>
+      <w:r>
+        <w:drawing>
+          <wp:inline distT="0" distB="0" distL="0" distR="0">
+            <wp:extent cx="1047750" cy="790575"/>
+            <wp:effectExtent t="0" r="0" b="0" l="0"/>
+            <wp:docPr id="1" name="" descr="" title=""/>
+            <wp:cNvGraphicFramePr>
+              <a:graphicFrameLocks xmlns:a="http://schemas.openxmlformats.org/drawingml/2006/main" noChangeAspect="1"/>
+            </wp:cNvGraphicFramePr>
+            <a:graphic xmlns:a="http://schemas.openxmlformats.org/drawingml/2006/main">
+              <a:graphicData uri="http://schemas.openxmlformats.org/drawingml/2006/picture">
+                <pic:pic xmlns:pic="http://schemas.openxmlformats.org/drawingml/2006/picture">
+                  <pic:nvPicPr>
+                    <pic:cNvPr id="0" name="" descr=""/>
+                    <pic:cNvPicPr>
+                      <a:picLocks noChangeAspect="1" noChangeArrowheads="1"/>
+                    </pic:cNvPicPr>
+                  </pic:nvPicPr>
+                  <pic:blipFill>
+                    <a:blip r:embed="rId8" cstate="none"/>
+                    <a:srcRect/>
+                    <a:stretch>
+                      <a:fillRect/>
+                    </a:stretch>
+                  </pic:blipFill>
+                  <pic:spPr bwMode="auto">
+                    <a:xfrm>
+                      <a:off x="0" y="0"/>
+                      <a:ext cx="1047750" cy="790575"/>
+                    </a:xfrm>
+                    <a:prstGeom prst="rect">
+                      <a:avLst/>
+                    </a:prstGeom>
+                  </pic:spPr>
+                </pic:pic>
+              </a:graphicData>
+            </a:graphic>
+          </wp:inline>
+        </w:drawing>
+      </w:r>
+    </w:p>
+    <w:p>
+      <w:pPr>
+        <w:keepNext/>
+        <w:spacing w:after="120"/>
       </w:pPr>
       <w:r>
         <w:rPr>
@@ -161,12 +353,60 @@
         <w:t xml:space="preserve">Face (Cara)</w:t>
       </w:r>
       <w:r>
-        <w:t xml:space="preserve"> — A flat surface of a three-dimensional figure</w:t>
-      </w:r>
-    </w:p>
-    <w:p>
-      <w:pPr>
-        <w:spacing w:after="60"/>
+        <w:t xml:space="preserve"> — One flat side of a solid shape.</w:t>
+      </w:r>
+    </w:p>
+    <w:p>
+      <w:pPr>
+        <w:keepNext/>
+        <w:spacing w:after="20" w:before="80"/>
+        <w:jc w:val="center"/>
+      </w:pPr>
+      <w:r>
+        <w:drawing>
+          <wp:inline distT="0" distB="0" distL="0" distR="0">
+            <wp:extent cx="1047750" cy="790575"/>
+            <wp:effectExtent t="0" r="0" b="0" l="0"/>
+            <wp:docPr id="1" name="" descr="" title=""/>
+            <wp:cNvGraphicFramePr>
+              <a:graphicFrameLocks xmlns:a="http://schemas.openxmlformats.org/drawingml/2006/main" noChangeAspect="1"/>
+            </wp:cNvGraphicFramePr>
+            <a:graphic xmlns:a="http://schemas.openxmlformats.org/drawingml/2006/main">
+              <a:graphicData uri="http://schemas.openxmlformats.org/drawingml/2006/picture">
+                <pic:pic xmlns:pic="http://schemas.openxmlformats.org/drawingml/2006/picture">
+                  <pic:nvPicPr>
+                    <pic:cNvPr id="0" name="" descr=""/>
+                    <pic:cNvPicPr>
+                      <a:picLocks noChangeAspect="1" noChangeArrowheads="1"/>
+                    </pic:cNvPicPr>
+                  </pic:nvPicPr>
+                  <pic:blipFill>
+                    <a:blip r:embed="rId9" cstate="none"/>
+                    <a:srcRect/>
+                    <a:stretch>
+                      <a:fillRect/>
+                    </a:stretch>
+                  </pic:blipFill>
+                  <pic:spPr bwMode="auto">
+                    <a:xfrm>
+                      <a:off x="0" y="0"/>
+                      <a:ext cx="1047750" cy="790575"/>
+                    </a:xfrm>
+                    <a:prstGeom prst="rect">
+                      <a:avLst/>
+                    </a:prstGeom>
+                  </pic:spPr>
+                </pic:pic>
+              </a:graphicData>
+            </a:graphic>
+          </wp:inline>
+        </w:drawing>
+      </w:r>
+    </w:p>
+    <w:p>
+      <w:pPr>
+        <w:keepNext/>
+        <w:spacing w:after="120"/>
       </w:pPr>
       <w:r>
         <w:rPr>
@@ -176,12 +416,60 @@
         <w:t xml:space="preserve">Net (Plantilla (desarrollo plano))</w:t>
       </w:r>
       <w:r>
-        <w:t xml:space="preserve"> — A 2D pattern that folds into a 3D solid</w:t>
-      </w:r>
-    </w:p>
-    <w:p>
-      <w:pPr>
-        <w:spacing w:after="60"/>
+        <w:t xml:space="preserve"> — A flat shape that folds up into a solid.</w:t>
+      </w:r>
+    </w:p>
+    <w:p>
+      <w:pPr>
+        <w:keepNext/>
+        <w:spacing w:after="20" w:before="80"/>
+        <w:jc w:val="center"/>
+      </w:pPr>
+      <w:r>
+        <w:drawing>
+          <wp:inline distT="0" distB="0" distL="0" distR="0">
+            <wp:extent cx="1047750" cy="790575"/>
+            <wp:effectExtent t="0" r="0" b="0" l="0"/>
+            <wp:docPr id="1" name="" descr="" title=""/>
+            <wp:cNvGraphicFramePr>
+              <a:graphicFrameLocks xmlns:a="http://schemas.openxmlformats.org/drawingml/2006/main" noChangeAspect="1"/>
+            </wp:cNvGraphicFramePr>
+            <a:graphic xmlns:a="http://schemas.openxmlformats.org/drawingml/2006/main">
+              <a:graphicData uri="http://schemas.openxmlformats.org/drawingml/2006/picture">
+                <pic:pic xmlns:pic="http://schemas.openxmlformats.org/drawingml/2006/picture">
+                  <pic:nvPicPr>
+                    <pic:cNvPr id="0" name="" descr=""/>
+                    <pic:cNvPicPr>
+                      <a:picLocks noChangeAspect="1" noChangeArrowheads="1"/>
+                    </pic:cNvPicPr>
+                  </pic:nvPicPr>
+                  <pic:blipFill>
+                    <a:blip r:embed="rId7" cstate="none"/>
+                    <a:srcRect/>
+                    <a:stretch>
+                      <a:fillRect/>
+                    </a:stretch>
+                  </pic:blipFill>
+                  <pic:spPr bwMode="auto">
+                    <a:xfrm>
+                      <a:off x="0" y="0"/>
+                      <a:ext cx="1047750" cy="790575"/>
+                    </a:xfrm>
+                    <a:prstGeom prst="rect">
+                      <a:avLst/>
+                    </a:prstGeom>
+                  </pic:spPr>
+                </pic:pic>
+              </a:graphicData>
+            </a:graphic>
+          </wp:inline>
+        </w:drawing>
+      </w:r>
+    </w:p>
+    <w:p>
+      <w:pPr>
+        <w:keepNext/>
+        <w:spacing w:after="120"/>
       </w:pPr>
       <w:r>
         <w:rPr>
@@ -191,7 +479,7 @@
         <w:t xml:space="preserve">Lateral face (Cara lateral)</w:t>
       </w:r>
       <w:r>
-        <w:t xml:space="preserve"> — The rectangular faces on the sides of a prism (not the bases)</w:t>
+        <w:t xml:space="preserve"> — The side faces of a solid, not the top or bottom.</w:t>
       </w:r>
     </w:p>
     <w:p>

--- a/lessons/10-4/homework.docx
+++ b/lessons/10-4/homework.docx
@@ -24,7 +24,7 @@
           <w:i/>
           <w:iCs/>
         </w:rPr>
-        <w:t xml:space="preserve">Lesson 10-4  •  Standard 6.G.4</w:t>
+        <w:t xml:space="preserve">Lesson 10-4  •  Standard 6.GR.4</w:t>
       </w:r>
     </w:p>
     <w:p>
@@ -1070,39 +1070,43 @@
           <w:b/>
           <w:bCs/>
         </w:rPr>
-        <w:t xml:space="preserve">6. A rectangular prism is 5 by 3 by 2. What is its surface area?</w:t>
-      </w:r>
-    </w:p>
-    <w:p>
-      <w:pPr>
-        <w:spacing w:after="40" w:before="0"/>
-      </w:pPr>
-      <w:r>
-        <w:t xml:space="preserve">     A. 62 sq units</w:t>
-      </w:r>
-    </w:p>
-    <w:p>
-      <w:pPr>
-        <w:spacing w:after="40" w:before="0"/>
-      </w:pPr>
-      <w:r>
-        <w:t xml:space="preserve">     B. 30 sq units</w:t>
-      </w:r>
-    </w:p>
-    <w:p>
-      <w:pPr>
-        <w:spacing w:after="40" w:before="0"/>
-      </w:pPr>
-      <w:r>
-        <w:t xml:space="preserve">     C. 31 sq units</w:t>
-      </w:r>
-    </w:p>
-    <w:p>
-      <w:pPr>
-        <w:spacing w:after="40" w:before="0"/>
-      </w:pPr>
-      <w:r>
-        <w:t xml:space="preserve">     D. 60 sq units</w:t>
+        <w:t xml:space="preserve">6. onLevel — Spot the Common Mistake</w:t>
+      </w:r>
+    </w:p>
+    <w:p>
+      <w:pPr>
+        <w:spacing w:after="40" w:before="0"/>
+      </w:pPr>
+      <w:r>
+        <w:t xml:space="preserve">   Step 1 (Read): A student is working on Surface Area of Prisms.</w:t>
+      </w:r>
+    </w:p>
+    <w:p>
+      <w:pPr>
+        <w:spacing w:after="40" w:before="0"/>
+      </w:pPr>
+      <w:r>
+        <w:t xml:space="preserve">   Step 2 (Attempt): They ignored the rule: No matter the prism, find the area of every face and add them all together.</w:t>
+      </w:r>
+    </w:p>
+    <w:p>
+      <w:pPr>
+        <w:spacing w:after="40" w:before="0"/>
+      </w:pPr>
+      <w:r>
+        <w:t xml:space="preserve">   Step 3 (Check): The answer does not match the math rule from class.</w:t>
+      </w:r>
+    </w:p>
+    <w:p>
+      <w:pPr>
+        <w:spacing w:after="60" w:before="0"/>
+      </w:pPr>
+      <w:r>
+        <w:rPr>
+          <w:i/>
+          <w:iCs/>
+        </w:rPr>
+        <w:t xml:space="preserve">Which step has the mistake? Explain and fix it:</w:t>
       </w:r>
     </w:p>
     <w:p>
@@ -1118,6 +1122,28 @@
     </w:p>
     <w:p>
       <w:pPr>
+        <w:spacing w:after="60" w:before="120"/>
+      </w:pPr>
+      <w:r>
+        <w:rPr>
+          <w:color w:val="BBBBBB"/>
+        </w:rPr>
+        <w:t xml:space="preserve">______________________________________________________________________</w:t>
+      </w:r>
+    </w:p>
+    <w:p>
+      <w:pPr>
+        <w:spacing w:after="60" w:before="120"/>
+      </w:pPr>
+      <w:r>
+        <w:rPr>
+          <w:color w:val="BBBBBB"/>
+        </w:rPr>
+        <w:t xml:space="preserve">______________________________________________________________________</w:t>
+      </w:r>
+    </w:p>
+    <w:p>
+      <w:pPr>
         <w:spacing w:after="80" w:before="0"/>
       </w:pPr>
       <w:r>
@@ -1125,39 +1151,39 @@
           <w:b/>
           <w:bCs/>
         </w:rPr>
-        <w:t xml:space="preserve">7. A cube has surface area 96 cm². What is the area of one face?</w:t>
-      </w:r>
-    </w:p>
-    <w:p>
-      <w:pPr>
-        <w:spacing w:after="40" w:before="0"/>
-      </w:pPr>
-      <w:r>
-        <w:t xml:space="preserve">     A. 16 cm²</w:t>
-      </w:r>
-    </w:p>
-    <w:p>
-      <w:pPr>
-        <w:spacing w:after="40" w:before="0"/>
-      </w:pPr>
-      <w:r>
-        <w:t xml:space="preserve">     B. 96 cm²</w:t>
-      </w:r>
-    </w:p>
-    <w:p>
-      <w:pPr>
-        <w:spacing w:after="40" w:before="0"/>
-      </w:pPr>
-      <w:r>
-        <w:t xml:space="preserve">     C. 6 cm²</w:t>
-      </w:r>
-    </w:p>
-    <w:p>
-      <w:pPr>
-        <w:spacing w:after="40" w:before="0"/>
-      </w:pPr>
-      <w:r>
-        <w:t xml:space="preserve">     D. 48 cm²</w:t>
+        <w:t xml:space="preserve">7. A rectangular time capsule box measures 3 in by 4 in by 5 in. How much wrapping paper covers its surface (no overlap)?</w:t>
+      </w:r>
+    </w:p>
+    <w:p>
+      <w:pPr>
+        <w:spacing w:after="40" w:before="0"/>
+      </w:pPr>
+      <w:r>
+        <w:t xml:space="preserve">     A. 94 in²</w:t>
+      </w:r>
+    </w:p>
+    <w:p>
+      <w:pPr>
+        <w:spacing w:after="40" w:before="0"/>
+      </w:pPr>
+      <w:r>
+        <w:t xml:space="preserve">     B. 60 in²</w:t>
+      </w:r>
+    </w:p>
+    <w:p>
+      <w:pPr>
+        <w:spacing w:after="40" w:before="0"/>
+      </w:pPr>
+      <w:r>
+        <w:t xml:space="preserve">     C. 47 in²</w:t>
+      </w:r>
+    </w:p>
+    <w:p>
+      <w:pPr>
+        <w:spacing w:after="40" w:before="0"/>
+      </w:pPr>
+      <w:r>
+        <w:t xml:space="preserve">     D. 94 in³</w:t>
       </w:r>
     </w:p>
     <w:p>
@@ -1180,39 +1206,39 @@
           <w:b/>
           <w:bCs/>
         </w:rPr>
-        <w:t xml:space="preserve">8. To wrap a gift box 4 by 4 by 4 cm, how much paper covers the surface (no overlap)?</w:t>
-      </w:r>
-    </w:p>
-    <w:p>
-      <w:pPr>
-        <w:spacing w:after="40" w:before="0"/>
-      </w:pPr>
-      <w:r>
-        <w:t xml:space="preserve">     A. 96 cm²</w:t>
-      </w:r>
-    </w:p>
-    <w:p>
-      <w:pPr>
-        <w:spacing w:after="40" w:before="0"/>
-      </w:pPr>
-      <w:r>
-        <w:t xml:space="preserve">     B. 64 cm²</w:t>
-      </w:r>
-    </w:p>
-    <w:p>
-      <w:pPr>
-        <w:spacing w:after="40" w:before="0"/>
-      </w:pPr>
-      <w:r>
-        <w:t xml:space="preserve">     C. 16 cm²</w:t>
-      </w:r>
-    </w:p>
-    <w:p>
-      <w:pPr>
-        <w:spacing w:after="40" w:before="0"/>
-      </w:pPr>
-      <w:r>
-        <w:t xml:space="preserve">     D. 48 cm²</w:t>
+        <w:t xml:space="preserve">8. A rectangular capsule crate is 6 cm long, 5 cm wide, and 4 cm tall. How much cardboard is needed to cover all its faces?</w:t>
+      </w:r>
+    </w:p>
+    <w:p>
+      <w:pPr>
+        <w:spacing w:after="40" w:before="0"/>
+      </w:pPr>
+      <w:r>
+        <w:t xml:space="preserve">     A. 148 cm²</w:t>
+      </w:r>
+    </w:p>
+    <w:p>
+      <w:pPr>
+        <w:spacing w:after="40" w:before="0"/>
+      </w:pPr>
+      <w:r>
+        <w:t xml:space="preserve">     B. 120 cm²</w:t>
+      </w:r>
+    </w:p>
+    <w:p>
+      <w:pPr>
+        <w:spacing w:after="40" w:before="0"/>
+      </w:pPr>
+      <w:r>
+        <w:t xml:space="preserve">     C. 74 cm²</w:t>
+      </w:r>
+    </w:p>
+    <w:p>
+      <w:pPr>
+        <w:spacing w:after="40" w:before="0"/>
+      </w:pPr>
+      <w:r>
+        <w:t xml:space="preserve">     D. 148 cm³</w:t>
       </w:r>
     </w:p>
     <w:p>
@@ -1235,39 +1261,106 @@
           <w:b/>
           <w:bCs/>
         </w:rPr>
-        <w:t xml:space="preserve">9. A prism is 10 by 2 by 3. What is its surface area?</w:t>
-      </w:r>
-    </w:p>
-    <w:p>
-      <w:pPr>
-        <w:spacing w:after="40" w:before="0"/>
-      </w:pPr>
-      <w:r>
-        <w:t xml:space="preserve">     A. 112 sq units</w:t>
-      </w:r>
-    </w:p>
-    <w:p>
-      <w:pPr>
-        <w:spacing w:after="40" w:before="0"/>
-      </w:pPr>
-      <w:r>
-        <w:t xml:space="preserve">     B. 60 sq units</w:t>
-      </w:r>
-    </w:p>
-    <w:p>
-      <w:pPr>
-        <w:spacing w:after="40" w:before="0"/>
-      </w:pPr>
-      <w:r>
-        <w:t xml:space="preserve">     C. 56 sq units</w:t>
-      </w:r>
-    </w:p>
-    <w:p>
-      <w:pPr>
-        <w:spacing w:after="40" w:before="0"/>
-      </w:pPr>
-      <w:r>
-        <w:t xml:space="preserve">     D. 100 sq units</w:t>
+        <w:t xml:space="preserve">9. A wedge-shaped (triangular prism) capsule has triangle ends with base 8 in and height 6 in. The prism is 10 in long, and the triangle's three sides are 8 in, 6 in, and 10 in. How much wrapping paper covers it?</w:t>
+      </w:r>
+    </w:p>
+    <w:p>
+      <w:pPr>
+        <w:spacing w:after="40" w:before="0"/>
+      </w:pPr>
+      <w:r>
+        <w:t xml:space="preserve">     A. 288 in²</w:t>
+      </w:r>
+    </w:p>
+    <w:p>
+      <w:pPr>
+        <w:spacing w:after="40" w:before="0"/>
+      </w:pPr>
+      <w:r>
+        <w:t xml:space="preserve">     B. 240 in²</w:t>
+      </w:r>
+    </w:p>
+    <w:p>
+      <w:pPr>
+        <w:spacing w:after="40" w:before="0"/>
+      </w:pPr>
+      <w:r>
+        <w:t xml:space="preserve">     C. 48 in²</w:t>
+      </w:r>
+    </w:p>
+    <w:p>
+      <w:pPr>
+        <w:spacing w:after="40" w:before="0"/>
+      </w:pPr>
+      <w:r>
+        <w:t xml:space="preserve">     D. 288 in³</w:t>
+      </w:r>
+    </w:p>
+    <w:p>
+      <w:pPr>
+        <w:spacing w:after="60" w:before="120"/>
+      </w:pPr>
+      <w:r>
+        <w:rPr>
+          <w:color w:val="BBBBBB"/>
+        </w:rPr>
+        <w:t xml:space="preserve">______________________________________________________________________</w:t>
+      </w:r>
+    </w:p>
+    <w:p>
+      <w:pPr>
+        <w:spacing w:after="80" w:before="0"/>
+      </w:pPr>
+      <w:r>
+        <w:rPr>
+          <w:b/>
+          <w:bCs/>
+        </w:rPr>
+        <w:t xml:space="preserve">10. A capsule crew sorts wrapping jobs by how much paper each prism needs. Order these from LEAST surface area to GREATEST.</w:t>
+      </w:r>
+    </w:p>
+    <w:p>
+      <w:pPr>
+        <w:spacing w:after="80" w:before="0"/>
+      </w:pPr>
+      <w:r>
+        <w:rPr>
+          <w:i/>
+          <w:iCs/>
+        </w:rPr>
+        <w:t xml:space="preserve">Groups: Least → Greatest wrapping paper</w:t>
+      </w:r>
+    </w:p>
+    <w:p>
+      <w:pPr>
+        <w:spacing w:after="40" w:before="0"/>
+      </w:pPr>
+      <w:r>
+        <w:t xml:space="preserve">   • Cube capsule 4×4×4: SA = 96 in²   → __________________</w:t>
+      </w:r>
+    </w:p>
+    <w:p>
+      <w:pPr>
+        <w:spacing w:after="40" w:before="0"/>
+      </w:pPr>
+      <w:r>
+        <w:t xml:space="preserve">   • Rect capsule 3×4×5: SA = 94 in²   → __________________</w:t>
+      </w:r>
+    </w:p>
+    <w:p>
+      <w:pPr>
+        <w:spacing w:after="40" w:before="0"/>
+      </w:pPr>
+      <w:r>
+        <w:t xml:space="preserve">   • Rect capsule 6×5×4: SA = 148 in²   → __________________</w:t>
+      </w:r>
+    </w:p>
+    <w:p>
+      <w:pPr>
+        <w:spacing w:after="40" w:before="0"/>
+      </w:pPr>
+      <w:r>
+        <w:t xml:space="preserve">   • Tri capsule (ends 8×6, length 10): SA = 288 in²   → __________________</w:t>
       </w:r>
     </w:p>
     <w:p>
@@ -1313,10 +1406,22 @@
     </w:p>
     <w:p>
       <w:pPr>
+        <w:spacing w:after="20" w:before="0"/>
+      </w:pPr>
+      <w:r>
+        <w:t xml:space="preserve">     SA = 2(5×4) + 2(5×3) + 2(4×3) = 40 + 30 + 24 = 94 cm².</w:t>
+      </w:r>
+    </w:p>
+    <w:p>
+      <w:pPr>
         <w:spacing w:after="80" w:before="0"/>
       </w:pPr>
       <w:r>
-        <w:t xml:space="preserve">     SA = 2(5×4) + 2(5×3) + 2(4×3) = 40 + 30 + 24 = 94 cm².</w:t>
+        <w:rPr>
+          <w:i/>
+          <w:iCs/>
+        </w:rPr>
+        <w:t xml:space="preserve">     Watch for: A common mistake in Surface Area of Prisms is skipping the key idea: "No matter the prism, find the area of every face and add them all together." — always check your work against this rule before you submit.</w:t>
       </w:r>
     </w:p>
     <w:p>
@@ -1333,10 +1438,22 @@
     </w:p>
     <w:p>
       <w:pPr>
+        <w:spacing w:after="20" w:before="0"/>
+      </w:pPr>
+      <w:r>
+        <w:t xml:space="preserve">     A triangular prism has 5 faces: 2 triangular bases and 3 rectangular lateral faces.</w:t>
+      </w:r>
+    </w:p>
+    <w:p>
+      <w:pPr>
         <w:spacing w:after="80" w:before="0"/>
       </w:pPr>
       <w:r>
-        <w:t xml:space="preserve">     A triangular prism has 5 faces: 2 triangular bases and 3 rectangular lateral faces.</w:t>
+        <w:rPr>
+          <w:i/>
+          <w:iCs/>
+        </w:rPr>
+        <w:t xml:space="preserve">     Watch for: A common mistake in Surface Area of Prisms is skipping the key idea: "No matter the prism, find the area of every face and add them all together." — always check your work against this rule before you submit.</w:t>
       </w:r>
     </w:p>
     <w:p>
@@ -1397,10 +1514,22 @@
     </w:p>
     <w:p>
       <w:pPr>
+        <w:spacing w:after="20" w:before="0"/>
+      </w:pPr>
+      <w:r>
+        <w:t xml:space="preserve">     Triangular bases: 2 × (½ × 6 × 4) = 24 in². Three rectangular faces: 6(10) + 5(10) + 5(10) = 60 + 50 + 50 = 160 in². SA = 24 + 160 = 184 in².</w:t>
+      </w:r>
+    </w:p>
+    <w:p>
+      <w:pPr>
         <w:spacing w:after="80" w:before="0"/>
       </w:pPr>
       <w:r>
-        <w:t xml:space="preserve">     Triangular bases: 2 × (½ × 6 × 4) = 24 in². Three rectangular faces: 6(10) + 5(10) + 5(10) = 60 + 50 + 50 = 160 in². SA = 24 + 160 = 184 in².</w:t>
+        <w:rPr>
+          <w:i/>
+          <w:iCs/>
+        </w:rPr>
+        <w:t xml:space="preserve">     Watch for: A common mistake in Surface Area of Prisms is skipping the key idea: "No matter the prism, find the area of every face and add them all together." — always check your work against this rule before you submit.</w:t>
       </w:r>
     </w:p>
     <w:p>
@@ -1464,7 +1593,43 @@
           <w:b/>
           <w:bCs/>
         </w:rPr>
-        <w:t xml:space="preserve">6. A. 62 sq units</w:t>
+        <w:t xml:space="preserve">6. onLevel — Spot the Common Mistake</w:t>
+      </w:r>
+    </w:p>
+    <w:p>
+      <w:pPr>
+        <w:spacing w:after="20" w:before="0"/>
+      </w:pPr>
+      <w:r>
+        <w:t xml:space="preserve">     The mistake is in Step 2.</w:t>
+      </w:r>
+    </w:p>
+    <w:p>
+      <w:pPr>
+        <w:spacing w:after="20" w:before="0"/>
+      </w:pPr>
+      <w:r>
+        <w:t xml:space="preserve">     Correct work: Follow the key idea: No matter the prism, find the area of every face and add them all together.</w:t>
+      </w:r>
+    </w:p>
+    <w:p>
+      <w:pPr>
+        <w:spacing w:after="40" w:before="0"/>
+      </w:pPr>
+      <w:r>
+        <w:rPr>
+          <w:b/>
+          <w:bCs/>
+        </w:rPr>
+        <w:t xml:space="preserve">7. A. 94 in²</w:t>
+      </w:r>
+    </w:p>
+    <w:p>
+      <w:pPr>
+        <w:spacing w:after="20" w:before="0"/>
+      </w:pPr>
+      <w:r>
+        <w:t xml:space="preserve">     SA = 2(lw + lh + wh) = 2(3×4 + 3×5 + 4×5) = 2(12 + 15 + 20) = 2(47) = 94 in².</w:t>
       </w:r>
     </w:p>
     <w:p>
@@ -1472,19 +1637,31 @@
         <w:spacing w:after="80" w:before="0"/>
       </w:pPr>
       <w:r>
-        <w:t xml:space="preserve">     SA = 2(lw + lh + wh) = 2(15 + 10 + 6) = 2 × 31 = 62 sq units.</w:t>
-      </w:r>
-    </w:p>
-    <w:p>
-      <w:pPr>
-        <w:spacing w:after="40" w:before="0"/>
-      </w:pPr>
-      <w:r>
-        <w:rPr>
-          <w:b/>
-          <w:bCs/>
-        </w:rPr>
-        <w:t xml:space="preserve">7. A. 16 cm²</w:t>
+        <w:rPr>
+          <w:i/>
+          <w:iCs/>
+        </w:rPr>
+        <w:t xml:space="preserve">     Watch for: A common mistake in Surface Area of Prisms is skipping the key idea: "No matter the prism, find the area of every face and add them all together." — always check your work against this rule before you submit.</w:t>
+      </w:r>
+    </w:p>
+    <w:p>
+      <w:pPr>
+        <w:spacing w:after="40" w:before="0"/>
+      </w:pPr>
+      <w:r>
+        <w:rPr>
+          <w:b/>
+          <w:bCs/>
+        </w:rPr>
+        <w:t xml:space="preserve">8. A. 148 cm²</w:t>
+      </w:r>
+    </w:p>
+    <w:p>
+      <w:pPr>
+        <w:spacing w:after="20" w:before="0"/>
+      </w:pPr>
+      <w:r>
+        <w:t xml:space="preserve">     SA = 2(6×5) + 2(6×4) + 2(5×4) = 60 + 48 + 40 = 148 cm².</w:t>
       </w:r>
     </w:p>
     <w:p>
@@ -1492,19 +1669,31 @@
         <w:spacing w:after="80" w:before="0"/>
       </w:pPr>
       <w:r>
-        <w:t xml:space="preserve">     A cube has 6 equal faces: 96 ÷ 6 = 16 cm² per face.</w:t>
-      </w:r>
-    </w:p>
-    <w:p>
-      <w:pPr>
-        <w:spacing w:after="40" w:before="0"/>
-      </w:pPr>
-      <w:r>
-        <w:rPr>
-          <w:b/>
-          <w:bCs/>
-        </w:rPr>
-        <w:t xml:space="preserve">8. A. 96 cm²</w:t>
+        <w:rPr>
+          <w:i/>
+          <w:iCs/>
+        </w:rPr>
+        <w:t xml:space="preserve">     Watch for: A common mistake in Surface Area of Prisms is skipping the key idea: "No matter the prism, find the area of every face and add them all together." — always check your work against this rule before you submit.</w:t>
+      </w:r>
+    </w:p>
+    <w:p>
+      <w:pPr>
+        <w:spacing w:after="40" w:before="0"/>
+      </w:pPr>
+      <w:r>
+        <w:rPr>
+          <w:b/>
+          <w:bCs/>
+        </w:rPr>
+        <w:t xml:space="preserve">9. A. 288 in²</w:t>
+      </w:r>
+    </w:p>
+    <w:p>
+      <w:pPr>
+        <w:spacing w:after="20" w:before="0"/>
+      </w:pPr>
+      <w:r>
+        <w:t xml:space="preserve">     Two triangle ends: 2 × (½ × 8 × 6) = 48 in². Three rectangles: (8 + 6 + 10) × 10 = 24 × 10 = 240 in². SA = 48 + 240 = 288 in².</w:t>
       </w:r>
     </w:p>
     <w:p>
@@ -1512,27 +1701,63 @@
         <w:spacing w:after="80" w:before="0"/>
       </w:pPr>
       <w:r>
-        <w:t xml:space="preserve">     Each face is 16; 6 × 16 = 96 cm².</w:t>
-      </w:r>
-    </w:p>
-    <w:p>
-      <w:pPr>
-        <w:spacing w:after="40" w:before="0"/>
-      </w:pPr>
-      <w:r>
-        <w:rPr>
-          <w:b/>
-          <w:bCs/>
-        </w:rPr>
-        <w:t xml:space="preserve">9. A. 112 sq units</w:t>
-      </w:r>
-    </w:p>
-    <w:p>
-      <w:pPr>
-        <w:spacing w:after="80" w:before="0"/>
-      </w:pPr>
-      <w:r>
-        <w:t xml:space="preserve">     2(20 + 30 + 6) = 2 × 56 = 112 sq units.</w:t>
+        <w:rPr>
+          <w:i/>
+          <w:iCs/>
+        </w:rPr>
+        <w:t xml:space="preserve">     Watch for: A common mistake in Surface Area of Prisms is skipping the key idea: "No matter the prism, find the area of every face and add them all together." — always check your work against this rule before you submit.</w:t>
+      </w:r>
+    </w:p>
+    <w:p>
+      <w:pPr>
+        <w:spacing w:after="40" w:before="0"/>
+      </w:pPr>
+      <w:r>
+        <w:rPr>
+          <w:b/>
+          <w:bCs/>
+        </w:rPr>
+        <w:t xml:space="preserve">10. Correct groups:</w:t>
+      </w:r>
+    </w:p>
+    <w:p>
+      <w:pPr>
+        <w:spacing w:after="20" w:before="0"/>
+      </w:pPr>
+      <w:r>
+        <w:t xml:space="preserve">     Cube capsule 4×4×4: SA = 96 in² → Least → Greatest wrapping paper</w:t>
+      </w:r>
+    </w:p>
+    <w:p>
+      <w:pPr>
+        <w:spacing w:after="20" w:before="0"/>
+      </w:pPr>
+      <w:r>
+        <w:t xml:space="preserve">     Rect capsule 3×4×5: SA = 94 in² → Least → Greatest wrapping paper</w:t>
+      </w:r>
+    </w:p>
+    <w:p>
+      <w:pPr>
+        <w:spacing w:after="20" w:before="0"/>
+      </w:pPr>
+      <w:r>
+        <w:t xml:space="preserve">     Rect capsule 6×5×4: SA = 148 in² → Least → Greatest wrapping paper</w:t>
+      </w:r>
+    </w:p>
+    <w:p>
+      <w:pPr>
+        <w:spacing w:after="20" w:before="0"/>
+      </w:pPr>
+      <w:r>
+        <w:t xml:space="preserve">     Tri capsule (ends 8×6, length 10): SA = 288 in² → Least → Greatest wrapping paper</w:t>
+      </w:r>
+    </w:p>
+    <w:p>
+      <w:pPr>
+        <w:spacing w:after="40" w:before="0"/>
+      </w:pPr>
+      <w:r>
+        <w:t xml:space="preserve"/>
       </w:r>
     </w:p>
     <w:sectPr>

--- a/lessons/10-4/homework.docx
+++ b/lessons/10-4/homework.docx
@@ -1020,93 +1020,14 @@
     </w:p>
     <w:p>
       <w:pPr>
-        <w:spacing w:after="40" w:before="0"/>
-      </w:pPr>
-      <w:r>
-        <w:t xml:space="preserve">   • undefined   → __________________</w:t>
-      </w:r>
-    </w:p>
-    <w:p>
-      <w:pPr>
-        <w:spacing w:after="40" w:before="0"/>
-      </w:pPr>
-      <w:r>
-        <w:t xml:space="preserve">   • undefined   → __________________</w:t>
-      </w:r>
-    </w:p>
-    <w:p>
-      <w:pPr>
-        <w:spacing w:after="40" w:before="0"/>
-      </w:pPr>
-      <w:r>
-        <w:t xml:space="preserve">   • undefined   → __________________</w:t>
-      </w:r>
-    </w:p>
-    <w:p>
-      <w:pPr>
-        <w:spacing w:after="40" w:before="0"/>
-      </w:pPr>
-      <w:r>
-        <w:t xml:space="preserve">   • undefined   → __________________</w:t>
-      </w:r>
-    </w:p>
-    <w:p>
-      <w:pPr>
-        <w:spacing w:after="60" w:before="120"/>
-      </w:pPr>
-      <w:r>
-        <w:rPr>
-          <w:color w:val="BBBBBB"/>
-        </w:rPr>
-        <w:t xml:space="preserve">______________________________________________________________________</w:t>
-      </w:r>
-    </w:p>
-    <w:p>
-      <w:pPr>
         <w:spacing w:after="80" w:before="0"/>
-      </w:pPr>
-      <w:r>
-        <w:rPr>
-          <w:b/>
-          <w:bCs/>
-        </w:rPr>
-        <w:t xml:space="preserve">6. onLevel — Spot the Common Mistake</w:t>
-      </w:r>
-    </w:p>
-    <w:p>
-      <w:pPr>
-        <w:spacing w:after="40" w:before="0"/>
-      </w:pPr>
-      <w:r>
-        <w:t xml:space="preserve">   Step 1 (Read): A student is working on Surface Area of Prisms.</w:t>
-      </w:r>
-    </w:p>
-    <w:p>
-      <w:pPr>
-        <w:spacing w:after="40" w:before="0"/>
-      </w:pPr>
-      <w:r>
-        <w:t xml:space="preserve">   Step 2 (Attempt): They ignored the rule: No matter the prism, find the area of every face and add them all together.</w:t>
-      </w:r>
-    </w:p>
-    <w:p>
-      <w:pPr>
-        <w:spacing w:after="40" w:before="0"/>
-      </w:pPr>
-      <w:r>
-        <w:t xml:space="preserve">   Step 3 (Check): The answer does not match the math rule from class.</w:t>
-      </w:r>
-    </w:p>
-    <w:p>
-      <w:pPr>
-        <w:spacing w:after="60" w:before="0"/>
       </w:pPr>
       <w:r>
         <w:rPr>
           <w:i/>
           <w:iCs/>
         </w:rPr>
-        <w:t xml:space="preserve">Which step has the mistake? Explain and fix it:</w:t>
+        <w:t xml:space="preserve">Groups: Least → Greatest surface area</w:t>
       </w:r>
     </w:p>
     <w:p>
@@ -1122,28 +1043,6 @@
     </w:p>
     <w:p>
       <w:pPr>
-        <w:spacing w:after="60" w:before="120"/>
-      </w:pPr>
-      <w:r>
-        <w:rPr>
-          <w:color w:val="BBBBBB"/>
-        </w:rPr>
-        <w:t xml:space="preserve">______________________________________________________________________</w:t>
-      </w:r>
-    </w:p>
-    <w:p>
-      <w:pPr>
-        <w:spacing w:after="60" w:before="120"/>
-      </w:pPr>
-      <w:r>
-        <w:rPr>
-          <w:color w:val="BBBBBB"/>
-        </w:rPr>
-        <w:t xml:space="preserve">______________________________________________________________________</w:t>
-      </w:r>
-    </w:p>
-    <w:p>
-      <w:pPr>
         <w:spacing w:after="80" w:before="0"/>
       </w:pPr>
       <w:r>
@@ -1151,216 +1050,265 @@
           <w:b/>
           <w:bCs/>
         </w:rPr>
-        <w:t xml:space="preserve">7. A rectangular time capsule box measures 3 in by 4 in by 5 in. How much wrapping paper covers its surface (no overlap)?</w:t>
-      </w:r>
-    </w:p>
-    <w:p>
-      <w:pPr>
-        <w:spacing w:after="40" w:before="0"/>
-      </w:pPr>
-      <w:r>
-        <w:t xml:space="preserve">     A. 94 in²</w:t>
-      </w:r>
-    </w:p>
-    <w:p>
-      <w:pPr>
-        <w:spacing w:after="40" w:before="0"/>
-      </w:pPr>
-      <w:r>
-        <w:t xml:space="preserve">     B. 60 in²</w:t>
-      </w:r>
-    </w:p>
-    <w:p>
-      <w:pPr>
-        <w:spacing w:after="40" w:before="0"/>
-      </w:pPr>
-      <w:r>
-        <w:t xml:space="preserve">     C. 47 in²</w:t>
-      </w:r>
-    </w:p>
-    <w:p>
-      <w:pPr>
-        <w:spacing w:after="40" w:before="0"/>
-      </w:pPr>
-      <w:r>
-        <w:t xml:space="preserve">     D. 94 in³</w:t>
-      </w:r>
-    </w:p>
-    <w:p>
-      <w:pPr>
-        <w:spacing w:after="60" w:before="120"/>
-      </w:pPr>
-      <w:r>
-        <w:rPr>
-          <w:color w:val="BBBBBB"/>
-        </w:rPr>
-        <w:t xml:space="preserve">______________________________________________________________________</w:t>
-      </w:r>
-    </w:p>
-    <w:p>
-      <w:pPr>
-        <w:spacing w:after="80" w:before="0"/>
-      </w:pPr>
-      <w:r>
-        <w:rPr>
-          <w:b/>
-          <w:bCs/>
-        </w:rPr>
-        <w:t xml:space="preserve">8. A rectangular capsule crate is 6 cm long, 5 cm wide, and 4 cm tall. How much cardboard is needed to cover all its faces?</w:t>
-      </w:r>
-    </w:p>
-    <w:p>
-      <w:pPr>
-        <w:spacing w:after="40" w:before="0"/>
-      </w:pPr>
-      <w:r>
-        <w:t xml:space="preserve">     A. 148 cm²</w:t>
-      </w:r>
-    </w:p>
-    <w:p>
-      <w:pPr>
-        <w:spacing w:after="40" w:before="0"/>
-      </w:pPr>
-      <w:r>
-        <w:t xml:space="preserve">     B. 120 cm²</w:t>
-      </w:r>
-    </w:p>
-    <w:p>
-      <w:pPr>
-        <w:spacing w:after="40" w:before="0"/>
-      </w:pPr>
-      <w:r>
-        <w:t xml:space="preserve">     C. 74 cm²</w:t>
-      </w:r>
-    </w:p>
-    <w:p>
-      <w:pPr>
-        <w:spacing w:after="40" w:before="0"/>
-      </w:pPr>
-      <w:r>
-        <w:t xml:space="preserve">     D. 148 cm³</w:t>
-      </w:r>
-    </w:p>
-    <w:p>
-      <w:pPr>
-        <w:spacing w:after="60" w:before="120"/>
-      </w:pPr>
-      <w:r>
-        <w:rPr>
-          <w:color w:val="BBBBBB"/>
-        </w:rPr>
-        <w:t xml:space="preserve">______________________________________________________________________</w:t>
-      </w:r>
-    </w:p>
-    <w:p>
-      <w:pPr>
-        <w:spacing w:after="80" w:before="0"/>
-      </w:pPr>
-      <w:r>
-        <w:rPr>
-          <w:b/>
-          <w:bCs/>
-        </w:rPr>
-        <w:t xml:space="preserve">9. A wedge-shaped (triangular prism) capsule has triangle ends with base 8 in and height 6 in. The prism is 10 in long, and the triangle's three sides are 8 in, 6 in, and 10 in. How much wrapping paper covers it?</w:t>
-      </w:r>
-    </w:p>
-    <w:p>
-      <w:pPr>
-        <w:spacing w:after="40" w:before="0"/>
-      </w:pPr>
-      <w:r>
-        <w:t xml:space="preserve">     A. 288 in²</w:t>
-      </w:r>
-    </w:p>
-    <w:p>
-      <w:pPr>
-        <w:spacing w:after="40" w:before="0"/>
-      </w:pPr>
-      <w:r>
-        <w:t xml:space="preserve">     B. 240 in²</w:t>
-      </w:r>
-    </w:p>
-    <w:p>
-      <w:pPr>
-        <w:spacing w:after="40" w:before="0"/>
-      </w:pPr>
-      <w:r>
-        <w:t xml:space="preserve">     C. 48 in²</w:t>
-      </w:r>
-    </w:p>
-    <w:p>
-      <w:pPr>
-        <w:spacing w:after="40" w:before="0"/>
-      </w:pPr>
-      <w:r>
-        <w:t xml:space="preserve">     D. 288 in³</w:t>
-      </w:r>
-    </w:p>
-    <w:p>
-      <w:pPr>
-        <w:spacing w:after="60" w:before="120"/>
-      </w:pPr>
-      <w:r>
-        <w:rPr>
-          <w:color w:val="BBBBBB"/>
-        </w:rPr>
-        <w:t xml:space="preserve">______________________________________________________________________</w:t>
-      </w:r>
-    </w:p>
-    <w:p>
-      <w:pPr>
-        <w:spacing w:after="80" w:before="0"/>
-      </w:pPr>
-      <w:r>
-        <w:rPr>
-          <w:b/>
-          <w:bCs/>
-        </w:rPr>
-        <w:t xml:space="preserve">10. A capsule crew sorts wrapping jobs by how much paper each prism needs. Order these from LEAST surface area to GREATEST.</w:t>
-      </w:r>
-    </w:p>
-    <w:p>
-      <w:pPr>
-        <w:spacing w:after="80" w:before="0"/>
+        <w:t xml:space="preserve">6. Spot the Common Mistake — Surface Area or Volume?</w:t>
+      </w:r>
+    </w:p>
+    <w:p>
+      <w:pPr>
+        <w:spacing w:after="40" w:before="0"/>
+      </w:pPr>
+      <w:r>
+        <w:t xml:space="preserve">   Step 1 (Dimensions): Rectangular prism time capsule: l = 7 in, w = 4 in, h = 3 in. Find the surface area.</w:t>
+      </w:r>
+    </w:p>
+    <w:p>
+      <w:pPr>
+        <w:spacing w:after="40" w:before="0"/>
+      </w:pPr>
+      <w:r>
+        <w:t xml:space="preserve">   Step 2 (Formula): Surface area adds all 6 faces: SA = 2lw + 2lh + 2wh.</w:t>
+      </w:r>
+    </w:p>
+    <w:p>
+      <w:pPr>
+        <w:spacing w:after="40" w:before="0"/>
+      </w:pPr>
+      <w:r>
+        <w:t xml:space="preserve">   Step 3 (Calculate): The student multiplied the three dimensions: 7 × 4 × 3 = 84, so they wrote SA = 84 in².</w:t>
+      </w:r>
+    </w:p>
+    <w:p>
+      <w:pPr>
+        <w:spacing w:after="60" w:before="0"/>
       </w:pPr>
       <w:r>
         <w:rPr>
           <w:i/>
           <w:iCs/>
         </w:rPr>
+        <w:t xml:space="preserve">Which step has the mistake? Explain and fix it:</w:t>
+      </w:r>
+    </w:p>
+    <w:p>
+      <w:pPr>
+        <w:spacing w:after="60" w:before="120"/>
+      </w:pPr>
+      <w:r>
+        <w:rPr>
+          <w:color w:val="BBBBBB"/>
+        </w:rPr>
+        <w:t xml:space="preserve">______________________________________________________________________</w:t>
+      </w:r>
+    </w:p>
+    <w:p>
+      <w:pPr>
+        <w:spacing w:after="60" w:before="120"/>
+      </w:pPr>
+      <w:r>
+        <w:rPr>
+          <w:color w:val="BBBBBB"/>
+        </w:rPr>
+        <w:t xml:space="preserve">______________________________________________________________________</w:t>
+      </w:r>
+    </w:p>
+    <w:p>
+      <w:pPr>
+        <w:spacing w:after="60" w:before="120"/>
+      </w:pPr>
+      <w:r>
+        <w:rPr>
+          <w:color w:val="BBBBBB"/>
+        </w:rPr>
+        <w:t xml:space="preserve">______________________________________________________________________</w:t>
+      </w:r>
+    </w:p>
+    <w:p>
+      <w:pPr>
+        <w:spacing w:after="80" w:before="0"/>
+      </w:pPr>
+      <w:r>
+        <w:rPr>
+          <w:b/>
+          <w:bCs/>
+        </w:rPr>
+        <w:t xml:space="preserve">7. A rectangular time capsule box measures 3 in by 4 in by 5 in. How much wrapping paper covers its surface (no overlap)?</w:t>
+      </w:r>
+    </w:p>
+    <w:p>
+      <w:pPr>
+        <w:spacing w:after="40" w:before="0"/>
+      </w:pPr>
+      <w:r>
+        <w:t xml:space="preserve">     A. 94 in²</w:t>
+      </w:r>
+    </w:p>
+    <w:p>
+      <w:pPr>
+        <w:spacing w:after="40" w:before="0"/>
+      </w:pPr>
+      <w:r>
+        <w:t xml:space="preserve">     B. 60 in²</w:t>
+      </w:r>
+    </w:p>
+    <w:p>
+      <w:pPr>
+        <w:spacing w:after="40" w:before="0"/>
+      </w:pPr>
+      <w:r>
+        <w:t xml:space="preserve">     C. 47 in²</w:t>
+      </w:r>
+    </w:p>
+    <w:p>
+      <w:pPr>
+        <w:spacing w:after="40" w:before="0"/>
+      </w:pPr>
+      <w:r>
+        <w:t xml:space="preserve">     D. 94 in³</w:t>
+      </w:r>
+    </w:p>
+    <w:p>
+      <w:pPr>
+        <w:spacing w:after="60" w:before="120"/>
+      </w:pPr>
+      <w:r>
+        <w:rPr>
+          <w:color w:val="BBBBBB"/>
+        </w:rPr>
+        <w:t xml:space="preserve">______________________________________________________________________</w:t>
+      </w:r>
+    </w:p>
+    <w:p>
+      <w:pPr>
+        <w:spacing w:after="80" w:before="0"/>
+      </w:pPr>
+      <w:r>
+        <w:rPr>
+          <w:b/>
+          <w:bCs/>
+        </w:rPr>
+        <w:t xml:space="preserve">8. A rectangular capsule crate is 6 cm long, 5 cm wide, and 4 cm tall. How much cardboard is needed to cover all its faces?</w:t>
+      </w:r>
+    </w:p>
+    <w:p>
+      <w:pPr>
+        <w:spacing w:after="40" w:before="0"/>
+      </w:pPr>
+      <w:r>
+        <w:t xml:space="preserve">     A. 148 cm²</w:t>
+      </w:r>
+    </w:p>
+    <w:p>
+      <w:pPr>
+        <w:spacing w:after="40" w:before="0"/>
+      </w:pPr>
+      <w:r>
+        <w:t xml:space="preserve">     B. 120 cm²</w:t>
+      </w:r>
+    </w:p>
+    <w:p>
+      <w:pPr>
+        <w:spacing w:after="40" w:before="0"/>
+      </w:pPr>
+      <w:r>
+        <w:t xml:space="preserve">     C. 74 cm²</w:t>
+      </w:r>
+    </w:p>
+    <w:p>
+      <w:pPr>
+        <w:spacing w:after="40" w:before="0"/>
+      </w:pPr>
+      <w:r>
+        <w:t xml:space="preserve">     D. 148 cm³</w:t>
+      </w:r>
+    </w:p>
+    <w:p>
+      <w:pPr>
+        <w:spacing w:after="60" w:before="120"/>
+      </w:pPr>
+      <w:r>
+        <w:rPr>
+          <w:color w:val="BBBBBB"/>
+        </w:rPr>
+        <w:t xml:space="preserve">______________________________________________________________________</w:t>
+      </w:r>
+    </w:p>
+    <w:p>
+      <w:pPr>
+        <w:spacing w:after="80" w:before="0"/>
+      </w:pPr>
+      <w:r>
+        <w:rPr>
+          <w:b/>
+          <w:bCs/>
+        </w:rPr>
+        <w:t xml:space="preserve">9. A wedge-shaped (triangular prism) capsule has triangle ends with base 8 in and height 6 in. The prism is 10 in long, and the triangle's three sides are 8 in, 6 in, and 10 in. How much wrapping paper covers it?</w:t>
+      </w:r>
+    </w:p>
+    <w:p>
+      <w:pPr>
+        <w:spacing w:after="40" w:before="0"/>
+      </w:pPr>
+      <w:r>
+        <w:t xml:space="preserve">     A. 288 in²</w:t>
+      </w:r>
+    </w:p>
+    <w:p>
+      <w:pPr>
+        <w:spacing w:after="40" w:before="0"/>
+      </w:pPr>
+      <w:r>
+        <w:t xml:space="preserve">     B. 240 in²</w:t>
+      </w:r>
+    </w:p>
+    <w:p>
+      <w:pPr>
+        <w:spacing w:after="40" w:before="0"/>
+      </w:pPr>
+      <w:r>
+        <w:t xml:space="preserve">     C. 48 in²</w:t>
+      </w:r>
+    </w:p>
+    <w:p>
+      <w:pPr>
+        <w:spacing w:after="40" w:before="0"/>
+      </w:pPr>
+      <w:r>
+        <w:t xml:space="preserve">     D. 288 in³</w:t>
+      </w:r>
+    </w:p>
+    <w:p>
+      <w:pPr>
+        <w:spacing w:after="60" w:before="120"/>
+      </w:pPr>
+      <w:r>
+        <w:rPr>
+          <w:color w:val="BBBBBB"/>
+        </w:rPr>
+        <w:t xml:space="preserve">______________________________________________________________________</w:t>
+      </w:r>
+    </w:p>
+    <w:p>
+      <w:pPr>
+        <w:spacing w:after="80" w:before="0"/>
+      </w:pPr>
+      <w:r>
+        <w:rPr>
+          <w:b/>
+          <w:bCs/>
+        </w:rPr>
+        <w:t xml:space="preserve">10. A capsule crew sorts wrapping jobs by how much paper each prism needs. Order these from LEAST surface area to GREATEST.</w:t>
+      </w:r>
+    </w:p>
+    <w:p>
+      <w:pPr>
+        <w:spacing w:after="80" w:before="0"/>
+      </w:pPr>
+      <w:r>
+        <w:rPr>
+          <w:i/>
+          <w:iCs/>
+        </w:rPr>
         <w:t xml:space="preserve">Groups: Least → Greatest wrapping paper</w:t>
-      </w:r>
-    </w:p>
-    <w:p>
-      <w:pPr>
-        <w:spacing w:after="40" w:before="0"/>
-      </w:pPr>
-      <w:r>
-        <w:t xml:space="preserve">   • Cube capsule 4×4×4: SA = 96 in²   → __________________</w:t>
-      </w:r>
-    </w:p>
-    <w:p>
-      <w:pPr>
-        <w:spacing w:after="40" w:before="0"/>
-      </w:pPr>
-      <w:r>
-        <w:t xml:space="preserve">   • Rect capsule 3×4×5: SA = 94 in²   → __________________</w:t>
-      </w:r>
-    </w:p>
-    <w:p>
-      <w:pPr>
-        <w:spacing w:after="40" w:before="0"/>
-      </w:pPr>
-      <w:r>
-        <w:t xml:space="preserve">   • Rect capsule 6×5×4: SA = 148 in²   → __________________</w:t>
-      </w:r>
-    </w:p>
-    <w:p>
-      <w:pPr>
-        <w:spacing w:after="40" w:before="0"/>
-      </w:pPr>
-      <w:r>
-        <w:t xml:space="preserve">   • Tri capsule (ends 8×6, length 10): SA = 288 in²   → __________________</w:t>
       </w:r>
     </w:p>
     <w:p>
@@ -1421,7 +1369,7 @@
           <w:i/>
           <w:iCs/>
         </w:rPr>
-        <w:t xml:space="preserve">     Watch for: A common mistake in Surface Area of Prisms is skipping the key idea: "No matter the prism, find the area of every face and add them all together." — always check your work against this rule before you submit.</w:t>
+        <w:t xml:space="preserve">     Watch for: A common mistake in Surface Area of Prisms is confusing surface area with volume — multiplying l × w × h (which finds the space INSIDE the prism, in cubic units) instead of adding the areas of all the faces (SA = 2lw + 2lh + 2wh, in square units). A second common slip is forgetting to double one face pair, like writing 2(l×w) + 2(l×h) + (w×h) instead of + 2(w×h) — always count all 6 faces (or all 5 for a triangular prism) before you submit.</w:t>
       </w:r>
     </w:p>
     <w:p>
@@ -1453,7 +1401,7 @@
           <w:i/>
           <w:iCs/>
         </w:rPr>
-        <w:t xml:space="preserve">     Watch for: A common mistake in Surface Area of Prisms is skipping the key idea: "No matter the prism, find the area of every face and add them all together." — always check your work against this rule before you submit.</w:t>
+        <w:t xml:space="preserve">     Watch for: A common mistake in Surface Area of Prisms is confusing surface area with volume — multiplying l × w × h (which finds the space INSIDE the prism, in cubic units) instead of adding the areas of all the faces (SA = 2lw + 2lh + 2wh, in square units). A second common slip is forgetting to double one face pair, like writing 2(l×w) + 2(l×h) + (w×h) instead of + 2(w×h) — always count all 6 faces (or all 5 for a triangular prism) before you submit.</w:t>
       </w:r>
     </w:p>
     <w:p>
@@ -1529,7 +1477,7 @@
           <w:i/>
           <w:iCs/>
         </w:rPr>
-        <w:t xml:space="preserve">     Watch for: A common mistake in Surface Area of Prisms is skipping the key idea: "No matter the prism, find the area of every face and add them all together." — always check your work against this rule before you submit.</w:t>
+        <w:t xml:space="preserve">     Watch for: A common mistake in Surface Area of Prisms is confusing surface area with volume — multiplying l × w × h (which finds the space INSIDE the prism, in cubic units) instead of adding the areas of all the faces (SA = 2lw + 2lh + 2wh, in square units). A second common slip is forgetting to double one face pair, like writing 2(l×w) + 2(l×h) + (w×h) instead of + 2(w×h) — always count all 6 faces (or all 5 for a triangular prism) before you submit.</w:t>
       </w:r>
     </w:p>
     <w:p>
@@ -1546,10 +1494,30 @@
     </w:p>
     <w:p>
       <w:pPr>
+        <w:spacing w:after="40" w:before="0"/>
+      </w:pPr>
+      <w:r>
+        <w:t xml:space="preserve"/>
+      </w:r>
+    </w:p>
+    <w:p>
+      <w:pPr>
+        <w:spacing w:after="40" w:before="0"/>
+      </w:pPr>
+      <w:r>
+        <w:rPr>
+          <w:b/>
+          <w:bCs/>
+        </w:rPr>
+        <w:t xml:space="preserve">6. Spot the Common Mistake — Surface Area or Volume?</w:t>
+      </w:r>
+    </w:p>
+    <w:p>
+      <w:pPr>
         <w:spacing w:after="20" w:before="0"/>
       </w:pPr>
       <w:r>
-        <w:t xml:space="preserve">     undefined → undefined</w:t>
+        <w:t xml:space="preserve">     The mistake is in Step 3.</w:t>
       </w:r>
     </w:p>
     <w:p>
@@ -1557,59 +1525,7 @@
         <w:spacing w:after="20" w:before="0"/>
       </w:pPr>
       <w:r>
-        <w:t xml:space="preserve">     undefined → undefined</w:t>
-      </w:r>
-    </w:p>
-    <w:p>
-      <w:pPr>
-        <w:spacing w:after="20" w:before="0"/>
-      </w:pPr>
-      <w:r>
-        <w:t xml:space="preserve">     undefined → undefined</w:t>
-      </w:r>
-    </w:p>
-    <w:p>
-      <w:pPr>
-        <w:spacing w:after="20" w:before="0"/>
-      </w:pPr>
-      <w:r>
-        <w:t xml:space="preserve">     undefined → undefined</w:t>
-      </w:r>
-    </w:p>
-    <w:p>
-      <w:pPr>
-        <w:spacing w:after="40" w:before="0"/>
-      </w:pPr>
-      <w:r>
-        <w:t xml:space="preserve"/>
-      </w:r>
-    </w:p>
-    <w:p>
-      <w:pPr>
-        <w:spacing w:after="40" w:before="0"/>
-      </w:pPr>
-      <w:r>
-        <w:rPr>
-          <w:b/>
-          <w:bCs/>
-        </w:rPr>
-        <w:t xml:space="preserve">6. onLevel — Spot the Common Mistake</w:t>
-      </w:r>
-    </w:p>
-    <w:p>
-      <w:pPr>
-        <w:spacing w:after="20" w:before="0"/>
-      </w:pPr>
-      <w:r>
-        <w:t xml:space="preserve">     The mistake is in Step 2.</w:t>
-      </w:r>
-    </w:p>
-    <w:p>
-      <w:pPr>
-        <w:spacing w:after="20" w:before="0"/>
-      </w:pPr>
-      <w:r>
-        <w:t xml:space="preserve">     Correct work: Follow the key idea: No matter the prism, find the area of every face and add them all together.</w:t>
+        <w:t xml:space="preserve">     Correct work: Multiplying l × w × h gives the VOLUME (84 in³), not surface area. Add all six faces: SA = 2(7×4) + 2(7×3) + 2(4×3) = 56 + 42 + 24 = 122 in².</w:t>
       </w:r>
     </w:p>
     <w:p>
@@ -1641,7 +1557,7 @@
           <w:i/>
           <w:iCs/>
         </w:rPr>
-        <w:t xml:space="preserve">     Watch for: A common mistake in Surface Area of Prisms is skipping the key idea: "No matter the prism, find the area of every face and add them all together." — always check your work against this rule before you submit.</w:t>
+        <w:t xml:space="preserve">     Watch for: A common mistake in Surface Area of Prisms is confusing surface area with volume — multiplying l × w × h (which finds the space INSIDE the prism, in cubic units) instead of adding the areas of all the faces (SA = 2lw + 2lh + 2wh, in square units). A second common slip is forgetting to double one face pair, like writing 2(l×w) + 2(l×h) + (w×h) instead of + 2(w×h) — always count all 6 faces (or all 5 for a triangular prism) before you submit.</w:t>
       </w:r>
     </w:p>
     <w:p>
@@ -1673,7 +1589,7 @@
           <w:i/>
           <w:iCs/>
         </w:rPr>
-        <w:t xml:space="preserve">     Watch for: A common mistake in Surface Area of Prisms is skipping the key idea: "No matter the prism, find the area of every face and add them all together." — always check your work against this rule before you submit.</w:t>
+        <w:t xml:space="preserve">     Watch for: A common mistake in Surface Area of Prisms is confusing surface area with volume — multiplying l × w × h (which finds the space INSIDE the prism, in cubic units) instead of adding the areas of all the faces (SA = 2lw + 2lh + 2wh, in square units). A second common slip is forgetting to double one face pair, like writing 2(l×w) + 2(l×h) + (w×h) instead of + 2(w×h) — always count all 6 faces (or all 5 for a triangular prism) before you submit.</w:t>
       </w:r>
     </w:p>
     <w:p>
@@ -1705,7 +1621,7 @@
           <w:i/>
           <w:iCs/>
         </w:rPr>
-        <w:t xml:space="preserve">     Watch for: A common mistake in Surface Area of Prisms is skipping the key idea: "No matter the prism, find the area of every face and add them all together." — always check your work against this rule before you submit.</w:t>
+        <w:t xml:space="preserve">     Watch for: A common mistake in Surface Area of Prisms is confusing surface area with volume — multiplying l × w × h (which finds the space INSIDE the prism, in cubic units) instead of adding the areas of all the faces (SA = 2lw + 2lh + 2wh, in square units). A second common slip is forgetting to double one face pair, like writing 2(l×w) + 2(l×h) + (w×h) instead of + 2(w×h) — always count all 6 faces (or all 5 for a triangular prism) before you submit.</w:t>
       </w:r>
     </w:p>
     <w:p>
@@ -1718,38 +1634,6 @@
           <w:bCs/>
         </w:rPr>
         <w:t xml:space="preserve">10. Correct groups:</w:t>
-      </w:r>
-    </w:p>
-    <w:p>
-      <w:pPr>
-        <w:spacing w:after="20" w:before="0"/>
-      </w:pPr>
-      <w:r>
-        <w:t xml:space="preserve">     Cube capsule 4×4×4: SA = 96 in² → Least → Greatest wrapping paper</w:t>
-      </w:r>
-    </w:p>
-    <w:p>
-      <w:pPr>
-        <w:spacing w:after="20" w:before="0"/>
-      </w:pPr>
-      <w:r>
-        <w:t xml:space="preserve">     Rect capsule 3×4×5: SA = 94 in² → Least → Greatest wrapping paper</w:t>
-      </w:r>
-    </w:p>
-    <w:p>
-      <w:pPr>
-        <w:spacing w:after="20" w:before="0"/>
-      </w:pPr>
-      <w:r>
-        <w:t xml:space="preserve">     Rect capsule 6×5×4: SA = 148 in² → Least → Greatest wrapping paper</w:t>
-      </w:r>
-    </w:p>
-    <w:p>
-      <w:pPr>
-        <w:spacing w:after="20" w:before="0"/>
-      </w:pPr>
-      <w:r>
-        <w:t xml:space="preserve">     Tri capsule (ends 8×6, length 10): SA = 288 in² → Least → Greatest wrapping paper</w:t>
       </w:r>
     </w:p>
     <w:p>
